--- a/docs/약속네컷_교사용_안내서.docx
+++ b/docs/약속네컷_교사용_안내서.docx
@@ -43,7 +43,7 @@
           <w:sz w:val="24"/>
           <w:szCs w:val="24"/>
         </w:rPr>
-        <w:t xml:space="preserve">버전 1.9.8 · 2026-09-05</w:t>
+        <w:t xml:space="preserve">버전 1.10.2 · 2026-09-05</w:t>
       </w:r>
     </w:p>
     <w:p>
@@ -169,7 +169,7 @@
           <w:sz w:val="22"/>
           <w:szCs w:val="22"/>
         </w:rPr>
-        <w:t xml:space="preserve"> — 처음 한 번 "Windows의 PC 보호" 파란 창이 뜨면 [추가 정보] → [실행]</w:t>
+        <w:t xml:space="preserve"> — 처음 한 번 "Windows의 PC 보호" 파란 창이 뜨면 [추가 정보] → [실행] (아래 그림 · zip 안에도 같은 그림이 있어요)</w:t>
       </w:r>
     </w:p>
     <w:p>
@@ -232,7 +232,7 @@
       <w:r>
         <w:drawing>
           <wp:inline distT="0" distB="0" distL="0" distR="0">
-            <wp:extent cx="5905500" cy="3695700"/>
+            <wp:extent cx="5715000" cy="3571875"/>
             <wp:effectExtent t="0" r="0" b="0" l="0"/>
             <wp:docPr id="1" name="" descr="" title=""/>
             <wp:cNvGraphicFramePr>
@@ -257,7 +257,67 @@
                   <pic:spPr bwMode="auto">
                     <a:xfrm>
                       <a:off x="0" y="0"/>
-                      <a:ext cx="5905500" cy="3695700"/>
+                      <a:ext cx="5715000" cy="3571875"/>
+                    </a:xfrm>
+                    <a:prstGeom prst="rect">
+                      <a:avLst/>
+                    </a:prstGeom>
+                  </pic:spPr>
+                </pic:pic>
+              </a:graphicData>
+            </a:graphic>
+          </wp:inline>
+        </w:drawing>
+      </w:r>
+    </w:p>
+    <w:p>
+      <w:pPr>
+        <w:spacing w:after="140"/>
+        <w:jc w:val="center"/>
+      </w:pPr>
+      <w:r>
+        <w:rPr>
+          <w:color w:val="6F8681"/>
+          <w:sz w:val="19"/>
+          <w:szCs w:val="19"/>
+        </w:rPr>
+        <w:t xml:space="preserve">처음 실행할 때 — 서명(유료 인증)을 하지 않은 무료 앱이라 마이크로소프트가 한 번 묻는 것. 바이러스가 아니며 다음부터는 뜨지 않아요.</w:t>
+      </w:r>
+    </w:p>
+    <w:p>
+      <w:pPr>
+        <w:spacing w:after="30" w:before="60"/>
+        <w:jc w:val="center"/>
+      </w:pPr>
+      <w:r>
+        <w:drawing>
+          <wp:inline distT="0" distB="0" distL="0" distR="0">
+            <wp:extent cx="4095750" cy="2562225"/>
+            <wp:effectExtent t="0" r="0" b="0" l="0"/>
+            <wp:docPr id="1" name="" descr="" title=""/>
+            <wp:cNvGraphicFramePr>
+              <a:graphicFrameLocks xmlns:a="http://schemas.openxmlformats.org/drawingml/2006/main" noChangeAspect="1"/>
+            </wp:cNvGraphicFramePr>
+            <a:graphic xmlns:a="http://schemas.openxmlformats.org/drawingml/2006/main">
+              <a:graphicData uri="http://schemas.openxmlformats.org/drawingml/2006/picture">
+                <pic:pic xmlns:pic="http://schemas.openxmlformats.org/drawingml/2006/picture">
+                  <pic:nvPicPr>
+                    <pic:cNvPr id="0" name="" descr=""/>
+                    <pic:cNvPicPr>
+                      <a:picLocks noChangeAspect="1" noChangeArrowheads="1"/>
+                    </pic:cNvPicPr>
+                  </pic:nvPicPr>
+                  <pic:blipFill>
+                    <a:blip r:embed="rId11" cstate="none"/>
+                    <a:srcRect/>
+                    <a:stretch>
+                      <a:fillRect/>
+                    </a:stretch>
+                  </pic:blipFill>
+                  <pic:spPr bwMode="auto">
+                    <a:xfrm>
+                      <a:off x="0" y="0"/>
+                      <a:ext cx="4095750" cy="2562225"/>
                     </a:xfrm>
                     <a:prstGeom prst="rect">
                       <a:avLst/>
@@ -355,92 +415,6 @@
         <w:gridCol w:w="4700"/>
       </w:tblGrid>
       <w:tr>
-        <w:tc>
-          <w:tcPr>
-            <w:tcW w:type="dxa" w:w="4700"/>
-            <w:tcMar>
-              <w:top w:type="dxa" w:w="60"/>
-              <w:left w:type="dxa" w:w="80"/>
-              <w:bottom w:type="dxa" w:w="120"/>
-              <w:right w:type="dxa" w:w="80"/>
-            </w:tcMar>
-            <w:vAlign w:val="top"/>
-          </w:tcPr>
-          <w:p>
-            <w:pPr>
-              <w:spacing w:after="40"/>
-              <w:jc w:val="center"/>
-            </w:pPr>
-            <w:r>
-              <w:drawing>
-                <wp:inline distT="0" distB="0" distL="0" distR="0">
-                  <wp:extent cx="3200400" cy="2000250"/>
-                  <wp:effectExtent t="0" r="0" b="0" l="0"/>
-                  <wp:docPr id="1" name="" descr="" title=""/>
-                  <wp:cNvGraphicFramePr>
-                    <a:graphicFrameLocks xmlns:a="http://schemas.openxmlformats.org/drawingml/2006/main" noChangeAspect="1"/>
-                  </wp:cNvGraphicFramePr>
-                  <a:graphic xmlns:a="http://schemas.openxmlformats.org/drawingml/2006/main">
-                    <a:graphicData uri="http://schemas.openxmlformats.org/drawingml/2006/picture">
-                      <pic:pic xmlns:pic="http://schemas.openxmlformats.org/drawingml/2006/picture">
-                        <pic:nvPicPr>
-                          <pic:cNvPr id="0" name="" descr=""/>
-                          <pic:cNvPicPr>
-                            <a:picLocks noChangeAspect="1" noChangeArrowheads="1"/>
-                          </pic:cNvPicPr>
-                        </pic:nvPicPr>
-                        <pic:blipFill>
-                          <a:blip r:embed="rId11" cstate="none"/>
-                          <a:srcRect/>
-                          <a:stretch>
-                            <a:fillRect/>
-                          </a:stretch>
-                        </pic:blipFill>
-                        <pic:spPr bwMode="auto">
-                          <a:xfrm>
-                            <a:off x="0" y="0"/>
-                            <a:ext cx="3200400" cy="2000250"/>
-                          </a:xfrm>
-                          <a:prstGeom prst="rect">
-                            <a:avLst/>
-                          </a:prstGeom>
-                        </pic:spPr>
-                      </pic:pic>
-                    </a:graphicData>
-                  </a:graphic>
-                </wp:inline>
-              </w:drawing>
-            </w:r>
-          </w:p>
-          <w:p>
-            <w:pPr>
-              <w:spacing w:after="20"/>
-            </w:pPr>
-            <w:r>
-              <w:rPr>
-                <w:b/>
-                <w:bCs/>
-                <w:color w:val="27403A"/>
-                <w:sz w:val="21"/>
-                <w:szCs w:val="21"/>
-              </w:rPr>
-              <w:t xml:space="preserve">① 몇 칸으로 할까요</w:t>
-            </w:r>
-          </w:p>
-          <w:p>
-            <w:pPr>
-              <w:spacing w:after="0" w:line="300"/>
-            </w:pPr>
-            <w:r>
-              <w:rPr>
-                <w:color w:val="6F8681"/>
-                <w:sz w:val="19"/>
-                <w:szCs w:val="19"/>
-              </w:rPr>
-              <w:t xml:space="preserve">두 칸 또는 네 칸. 사진은 항상 4장을 찍고 그중에서 골라요.</w:t>
-            </w:r>
-          </w:p>
-        </w:tc>
         <w:tc>
           <w:tcPr>
             <w:tcW w:type="dxa" w:w="4700"/>
@@ -510,7 +484,7 @@
                 <w:sz w:val="21"/>
                 <w:szCs w:val="21"/>
               </w:rPr>
-              <w:t xml:space="preserve">② 액자 고르기</w:t>
+              <w:t xml:space="preserve">① 몇 칸으로 할까요</w:t>
             </w:r>
           </w:p>
           <w:p>
@@ -523,12 +497,10 @@
                 <w:sz w:val="19"/>
                 <w:szCs w:val="19"/>
               </w:rPr>
-              <w:t xml:space="preserve">교사가 고른 행사 세트의 액자만 보여요.</w:t>
+              <w:t xml:space="preserve">두 칸 또는 네 칸. 사진은 항상 4장을 찍고 그중에서 골라요.</w:t>
             </w:r>
           </w:p>
         </w:tc>
-      </w:tr>
-      <w:tr>
         <w:tc>
           <w:tcPr>
             <w:tcW w:type="dxa" w:w="4700"/>
@@ -598,7 +570,7 @@
                 <w:sz w:val="21"/>
                 <w:szCs w:val="21"/>
               </w:rPr>
-              <w:t xml:space="preserve">③ 준비</w:t>
+              <w:t xml:space="preserve">② 액자 고르기</w:t>
             </w:r>
           </w:p>
           <w:p>
@@ -611,10 +583,12 @@
                 <w:sz w:val="19"/>
                 <w:szCs w:val="19"/>
               </w:rPr>
-              <w:t xml:space="preserve">카메라를 보고 [준비됐어요]. 7초 뒤엔 저절로 시작.</w:t>
+              <w:t xml:space="preserve">교사가 고른 행사 세트의 액자만 보여요.</w:t>
             </w:r>
           </w:p>
         </w:tc>
+      </w:tr>
+      <w:tr>
         <w:tc>
           <w:tcPr>
             <w:tcW w:type="dxa" w:w="4700"/>
@@ -684,7 +658,7 @@
                 <w:sz w:val="21"/>
                 <w:szCs w:val="21"/>
               </w:rPr>
-              <w:t xml:space="preserve">④ 촬영</w:t>
+              <w:t xml:space="preserve">③ 준비</w:t>
             </w:r>
           </w:p>
           <w:p>
@@ -697,56 +671,10 @@
                 <w:sz w:val="19"/>
                 <w:szCs w:val="19"/>
               </w:rPr>
-              <w:t xml:space="preserve">3초(또는 5초) 카운트다운 4번. 오른쪽에 추천 동작이 나와요.</w:t>
+              <w:t xml:space="preserve">카메라를 보고 [준비됐어요]. 7초 뒤엔 저절로 시작.</w:t>
             </w:r>
           </w:p>
         </w:tc>
-      </w:tr>
-    </w:tbl>
-    <w:p>
-      <w:r>
-        <w:br w:type="page"/>
-      </w:r>
-    </w:p>
-    <w:p>
-      <w:pPr>
-        <w:pStyle w:val="Heading1"/>
-        <w:spacing w:after="80" w:before="0"/>
-      </w:pPr>
-      <w:r>
-        <w:t xml:space="preserve">3. 학생이 쓰는 순서 ②</w:t>
-      </w:r>
-    </w:p>
-    <w:p>
-      <w:pPr>
-        <w:spacing w:after="160" w:line="320"/>
-      </w:pPr>
-      <w:r>
-        <w:rPr>
-          <w:color w:val="6F8681"/>
-          <w:sz w:val="23"/>
-          <w:szCs w:val="23"/>
-        </w:rPr>
-        <w:t xml:space="preserve">고르고, 필터를 입히고, 꾸민 뒤 뽑기까지.</w:t>
-      </w:r>
-    </w:p>
-    <w:tbl>
-      <w:tblPr>
-        <w:tblW w:type="dxa" w:w="9400"/>
-        <w:tblBorders>
-          <w:top w:val="none" w:color="FFFFFF" w:sz="0"/>
-          <w:left w:val="none" w:color="FFFFFF" w:sz="0"/>
-          <w:bottom w:val="none" w:color="FFFFFF" w:sz="0"/>
-          <w:right w:val="none" w:color="FFFFFF" w:sz="0"/>
-          <w:insideH w:val="none" w:color="FFFFFF" w:sz="0"/>
-          <w:insideV w:val="none" w:color="FFFFFF" w:sz="0"/>
-        </w:tblBorders>
-      </w:tblPr>
-      <w:tblGrid>
-        <w:gridCol w:w="4700"/>
-        <w:gridCol w:w="4700"/>
-      </w:tblGrid>
-      <w:tr>
         <w:tc>
           <w:tcPr>
             <w:tcW w:type="dxa" w:w="4700"/>
@@ -816,7 +744,7 @@
                 <w:sz w:val="21"/>
                 <w:szCs w:val="21"/>
               </w:rPr>
-              <w:t xml:space="preserve">⑤ 사진 고르기</w:t>
+              <w:t xml:space="preserve">④ 촬영</w:t>
             </w:r>
           </w:p>
           <w:p>
@@ -829,10 +757,56 @@
                 <w:sz w:val="19"/>
                 <w:szCs w:val="19"/>
               </w:rPr>
-              <w:t xml:space="preserve">찍은 4장 중 액자 칸 수만큼 순서대로. 오른쪽에 액자에 들어간 모습이 바로 보여요.</w:t>
+              <w:t xml:space="preserve">3초(또는 5초) 카운트다운 4번. 오른쪽에 추천 동작이 나와요.</w:t>
             </w:r>
           </w:p>
         </w:tc>
+      </w:tr>
+    </w:tbl>
+    <w:p>
+      <w:r>
+        <w:br w:type="page"/>
+      </w:r>
+    </w:p>
+    <w:p>
+      <w:pPr>
+        <w:pStyle w:val="Heading1"/>
+        <w:spacing w:after="80" w:before="0"/>
+      </w:pPr>
+      <w:r>
+        <w:t xml:space="preserve">3. 학생이 쓰는 순서 ②</w:t>
+      </w:r>
+    </w:p>
+    <w:p>
+      <w:pPr>
+        <w:spacing w:after="160" w:line="320"/>
+      </w:pPr>
+      <w:r>
+        <w:rPr>
+          <w:color w:val="6F8681"/>
+          <w:sz w:val="23"/>
+          <w:szCs w:val="23"/>
+        </w:rPr>
+        <w:t xml:space="preserve">고르고, 필터를 입히고, 꾸민 뒤 뽑기까지.</w:t>
+      </w:r>
+    </w:p>
+    <w:tbl>
+      <w:tblPr>
+        <w:tblW w:type="dxa" w:w="9400"/>
+        <w:tblBorders>
+          <w:top w:val="none" w:color="FFFFFF" w:sz="0"/>
+          <w:left w:val="none" w:color="FFFFFF" w:sz="0"/>
+          <w:bottom w:val="none" w:color="FFFFFF" w:sz="0"/>
+          <w:right w:val="none" w:color="FFFFFF" w:sz="0"/>
+          <w:insideH w:val="none" w:color="FFFFFF" w:sz="0"/>
+          <w:insideV w:val="none" w:color="FFFFFF" w:sz="0"/>
+        </w:tblBorders>
+      </w:tblPr>
+      <w:tblGrid>
+        <w:gridCol w:w="4700"/>
+        <w:gridCol w:w="4700"/>
+      </w:tblGrid>
+      <w:tr>
         <w:tc>
           <w:tcPr>
             <w:tcW w:type="dxa" w:w="4700"/>
@@ -902,7 +876,7 @@
                 <w:sz w:val="21"/>
                 <w:szCs w:val="21"/>
               </w:rPr>
-              <w:t xml:space="preserve">⑥ 필터 고르기</w:t>
+              <w:t xml:space="preserve">⑤ 사진 고르기</w:t>
             </w:r>
           </w:p>
           <w:p>
@@ -915,12 +889,10 @@
                 <w:sz w:val="19"/>
                 <w:szCs w:val="19"/>
               </w:rPr>
-              <w:t xml:space="preserve">그대로·뽀샤시·파스텔·흑백·옛날사진·만화.</w:t>
+              <w:t xml:space="preserve">찍은 4장 중 액자 칸 수만큼 순서대로. 오른쪽에 액자에 들어간 모습이 바로 보여요.</w:t>
             </w:r>
           </w:p>
         </w:tc>
-      </w:tr>
-      <w:tr>
         <w:tc>
           <w:tcPr>
             <w:tcW w:type="dxa" w:w="4700"/>
@@ -990,7 +962,7 @@
                 <w:sz w:val="21"/>
                 <w:szCs w:val="21"/>
               </w:rPr>
-              <w:t xml:space="preserve">⑦ 꾸미기</w:t>
+              <w:t xml:space="preserve">⑥ 필터 고르기</w:t>
             </w:r>
           </w:p>
           <w:p>
@@ -1003,10 +975,12 @@
                 <w:sz w:val="19"/>
                 <w:szCs w:val="19"/>
               </w:rPr>
-              <w:t xml:space="preserve">스티커·말풍선·액자색. 약속 문장을 고르거나 [손글씨로 쓸래요]로 손가락으로 직접 써서 약속 칸에 인쇄.</w:t>
+              <w:t xml:space="preserve">그대로·뽀샤시·파스텔·흑백·옛날사진·만화.</w:t>
             </w:r>
           </w:p>
         </w:tc>
+      </w:tr>
+      <w:tr>
         <w:tc>
           <w:tcPr>
             <w:tcW w:type="dxa" w:w="4700"/>
@@ -1076,7 +1050,7 @@
                 <w:sz w:val="21"/>
                 <w:szCs w:val="21"/>
               </w:rPr>
-              <w:t xml:space="preserve">⑧ 뽑기</w:t>
+              <w:t xml:space="preserve">⑦ 꾸미기</w:t>
             </w:r>
           </w:p>
           <w:p>
@@ -1089,56 +1063,10 @@
                 <w:sz w:val="19"/>
                 <w:szCs w:val="19"/>
               </w:rPr>
-              <w:t xml:space="preserve">몇 장 뽑을지 고르고 [뽑기]. 프린터에서 나와요.</w:t>
+              <w:t xml:space="preserve">스티커·말풍선·액자색. 약속 문장을 고르거나 [손글씨로 쓸래요]로 손가락으로 직접 써서 약속 칸에 인쇄.</w:t>
             </w:r>
           </w:p>
         </w:tc>
-      </w:tr>
-    </w:tbl>
-    <w:p>
-      <w:r>
-        <w:br w:type="page"/>
-      </w:r>
-    </w:p>
-    <w:p>
-      <w:pPr>
-        <w:pStyle w:val="Heading1"/>
-        <w:spacing w:after="80" w:before="0"/>
-      </w:pPr>
-      <w:r>
-        <w:t xml:space="preserve">4. 완성 사진은 인쇄 또는 칠판에</w:t>
-      </w:r>
-    </w:p>
-    <w:p>
-      <w:pPr>
-        <w:spacing w:after="160" w:line="320"/>
-      </w:pPr>
-      <w:r>
-        <w:rPr>
-          <w:color w:val="6F8681"/>
-          <w:sz w:val="23"/>
-          <w:szCs w:val="23"/>
-        </w:rPr>
-        <w:t xml:space="preserve">프린터가 없어도 됩니다. 완성 사진을 전자칠판(화면 전체)에 크게 띄울 수 있어요.</w:t>
-      </w:r>
-    </w:p>
-    <w:tbl>
-      <w:tblPr>
-        <w:tblW w:type="dxa" w:w="9400"/>
-        <w:tblBorders>
-          <w:top w:val="none" w:color="FFFFFF" w:sz="0"/>
-          <w:left w:val="none" w:color="FFFFFF" w:sz="0"/>
-          <w:bottom w:val="none" w:color="FFFFFF" w:sz="0"/>
-          <w:right w:val="none" w:color="FFFFFF" w:sz="0"/>
-          <w:insideH w:val="none" w:color="FFFFFF" w:sz="0"/>
-          <w:insideV w:val="none" w:color="FFFFFF" w:sz="0"/>
-        </w:tblBorders>
-      </w:tblPr>
-      <w:tblGrid>
-        <w:gridCol w:w="4700"/>
-        <w:gridCol w:w="4700"/>
-      </w:tblGrid>
-      <w:tr>
         <w:tc>
           <w:tcPr>
             <w:tcW w:type="dxa" w:w="4700"/>
@@ -1208,7 +1136,7 @@
                 <w:sz w:val="21"/>
                 <w:szCs w:val="21"/>
               </w:rPr>
-              <w:t xml:space="preserve">인쇄 모드(기본)</w:t>
+              <w:t xml:space="preserve">⑧ 뽑기</w:t>
             </w:r>
           </w:p>
           <w:p>
@@ -1221,10 +1149,56 @@
                 <w:sz w:val="19"/>
                 <w:szCs w:val="19"/>
               </w:rPr>
-              <w:t xml:space="preserve">뽑기 → 프린터에서 나오고 완료 화면. 약속을 적어 게시판에 붙여요.</w:t>
+              <w:t xml:space="preserve">몇 장 뽑을지 고르고 [뽑기]. 프린터에서 나와요.</w:t>
             </w:r>
           </w:p>
         </w:tc>
+      </w:tr>
+    </w:tbl>
+    <w:p>
+      <w:r>
+        <w:br w:type="page"/>
+      </w:r>
+    </w:p>
+    <w:p>
+      <w:pPr>
+        <w:pStyle w:val="Heading1"/>
+        <w:spacing w:after="80" w:before="0"/>
+      </w:pPr>
+      <w:r>
+        <w:t xml:space="preserve">4. 완성 사진은 인쇄 또는 칠판에</w:t>
+      </w:r>
+    </w:p>
+    <w:p>
+      <w:pPr>
+        <w:spacing w:after="160" w:line="320"/>
+      </w:pPr>
+      <w:r>
+        <w:rPr>
+          <w:color w:val="6F8681"/>
+          <w:sz w:val="23"/>
+          <w:szCs w:val="23"/>
+        </w:rPr>
+        <w:t xml:space="preserve">프린터가 없어도 됩니다. 완성 사진을 전자칠판(화면 전체)에 크게 띄울 수 있어요.</w:t>
+      </w:r>
+    </w:p>
+    <w:tbl>
+      <w:tblPr>
+        <w:tblW w:type="dxa" w:w="9400"/>
+        <w:tblBorders>
+          <w:top w:val="none" w:color="FFFFFF" w:sz="0"/>
+          <w:left w:val="none" w:color="FFFFFF" w:sz="0"/>
+          <w:bottom w:val="none" w:color="FFFFFF" w:sz="0"/>
+          <w:right w:val="none" w:color="FFFFFF" w:sz="0"/>
+          <w:insideH w:val="none" w:color="FFFFFF" w:sz="0"/>
+          <w:insideV w:val="none" w:color="FFFFFF" w:sz="0"/>
+        </w:tblBorders>
+      </w:tblPr>
+      <w:tblGrid>
+        <w:gridCol w:w="4700"/>
+        <w:gridCol w:w="4700"/>
+      </w:tblGrid>
+      <w:tr>
         <w:tc>
           <w:tcPr>
             <w:tcW w:type="dxa" w:w="4700"/>
@@ -1294,7 +1268,7 @@
                 <w:sz w:val="21"/>
                 <w:szCs w:val="21"/>
               </w:rPr>
-              <w:t xml:space="preserve">'칠판에 크게 보기' 모드</w:t>
+              <w:t xml:space="preserve">인쇄 모드(기본)</w:t>
             </w:r>
           </w:p>
           <w:p>
@@ -1307,6 +1281,92 @@
                 <w:sz w:val="19"/>
                 <w:szCs w:val="19"/>
               </w:rPr>
+              <w:t xml:space="preserve">뽑기 → 프린터에서 나오고 완료 화면. 약속을 적어 게시판에 붙여요.</w:t>
+            </w:r>
+          </w:p>
+        </w:tc>
+        <w:tc>
+          <w:tcPr>
+            <w:tcW w:type="dxa" w:w="4700"/>
+            <w:tcMar>
+              <w:top w:type="dxa" w:w="60"/>
+              <w:left w:type="dxa" w:w="80"/>
+              <w:bottom w:type="dxa" w:w="120"/>
+              <w:right w:type="dxa" w:w="80"/>
+            </w:tcMar>
+            <w:vAlign w:val="top"/>
+          </w:tcPr>
+          <w:p>
+            <w:pPr>
+              <w:spacing w:after="40"/>
+              <w:jc w:val="center"/>
+            </w:pPr>
+            <w:r>
+              <w:drawing>
+                <wp:inline distT="0" distB="0" distL="0" distR="0">
+                  <wp:extent cx="3200400" cy="2000250"/>
+                  <wp:effectExtent t="0" r="0" b="0" l="0"/>
+                  <wp:docPr id="1" name="" descr="" title=""/>
+                  <wp:cNvGraphicFramePr>
+                    <a:graphicFrameLocks xmlns:a="http://schemas.openxmlformats.org/drawingml/2006/main" noChangeAspect="1"/>
+                  </wp:cNvGraphicFramePr>
+                  <a:graphic xmlns:a="http://schemas.openxmlformats.org/drawingml/2006/main">
+                    <a:graphicData uri="http://schemas.openxmlformats.org/drawingml/2006/picture">
+                      <pic:pic xmlns:pic="http://schemas.openxmlformats.org/drawingml/2006/picture">
+                        <pic:nvPicPr>
+                          <pic:cNvPr id="0" name="" descr=""/>
+                          <pic:cNvPicPr>
+                            <a:picLocks noChangeAspect="1" noChangeArrowheads="1"/>
+                          </pic:cNvPicPr>
+                        </pic:nvPicPr>
+                        <pic:blipFill>
+                          <a:blip r:embed="rId21" cstate="none"/>
+                          <a:srcRect/>
+                          <a:stretch>
+                            <a:fillRect/>
+                          </a:stretch>
+                        </pic:blipFill>
+                        <pic:spPr bwMode="auto">
+                          <a:xfrm>
+                            <a:off x="0" y="0"/>
+                            <a:ext cx="3200400" cy="2000250"/>
+                          </a:xfrm>
+                          <a:prstGeom prst="rect">
+                            <a:avLst/>
+                          </a:prstGeom>
+                        </pic:spPr>
+                      </pic:pic>
+                    </a:graphicData>
+                  </a:graphic>
+                </wp:inline>
+              </w:drawing>
+            </w:r>
+          </w:p>
+          <w:p>
+            <w:pPr>
+              <w:spacing w:after="20"/>
+            </w:pPr>
+            <w:r>
+              <w:rPr>
+                <w:b/>
+                <w:bCs/>
+                <w:color w:val="27403A"/>
+                <w:sz w:val="21"/>
+                <w:szCs w:val="21"/>
+              </w:rPr>
+              <w:t xml:space="preserve">'칠판에 크게 보기' 모드</w:t>
+            </w:r>
+          </w:p>
+          <w:p>
+            <w:pPr>
+              <w:spacing w:after="0" w:line="300"/>
+            </w:pPr>
+            <w:r>
+              <w:rPr>
+                <w:color w:val="6F8681"/>
+                <w:sz w:val="19"/>
+                <w:szCs w:val="19"/>
+              </w:rPr>
               <w:t xml:space="preserve">박수·색종이와 함께 화면 전체에 8초 보여 주고 처음으로. 인쇄하고 칠판에도 보여 주는 방식도 있어요.</w:t>
             </w:r>
           </w:p>
@@ -1366,197 +1426,6 @@
           <w:szCs w:val="23"/>
         </w:rPr>
         <w:t xml:space="preserve">첫 화면 왼쪽 위 로고 → [교사 설정], 또는 화면 오른쪽 위 구석을 5초 누르기.</w:t>
-      </w:r>
-    </w:p>
-    <w:p>
-      <w:pPr>
-        <w:spacing w:after="30" w:before="60"/>
-        <w:jc w:val="center"/>
-      </w:pPr>
-      <w:r>
-        <w:drawing>
-          <wp:inline distT="0" distB="0" distL="0" distR="0">
-            <wp:extent cx="5905500" cy="3695700"/>
-            <wp:effectExtent t="0" r="0" b="0" l="0"/>
-            <wp:docPr id="1" name="" descr="" title=""/>
-            <wp:cNvGraphicFramePr>
-              <a:graphicFrameLocks xmlns:a="http://schemas.openxmlformats.org/drawingml/2006/main" noChangeAspect="1"/>
-            </wp:cNvGraphicFramePr>
-            <a:graphic xmlns:a="http://schemas.openxmlformats.org/drawingml/2006/main">
-              <a:graphicData uri="http://schemas.openxmlformats.org/drawingml/2006/picture">
-                <pic:pic xmlns:pic="http://schemas.openxmlformats.org/drawingml/2006/picture">
-                  <pic:nvPicPr>
-                    <pic:cNvPr id="0" name="" descr=""/>
-                    <pic:cNvPicPr>
-                      <a:picLocks noChangeAspect="1" noChangeArrowheads="1"/>
-                    </pic:cNvPicPr>
-                  </pic:nvPicPr>
-                  <pic:blipFill>
-                    <a:blip r:embed="rId21" cstate="none"/>
-                    <a:srcRect/>
-                    <a:stretch>
-                      <a:fillRect/>
-                    </a:stretch>
-                  </pic:blipFill>
-                  <pic:spPr bwMode="auto">
-                    <a:xfrm>
-                      <a:off x="0" y="0"/>
-                      <a:ext cx="5905500" cy="3695700"/>
-                    </a:xfrm>
-                    <a:prstGeom prst="rect">
-                      <a:avLst/>
-                    </a:prstGeom>
-                  </pic:spPr>
-                </pic:pic>
-              </a:graphicData>
-            </a:graphic>
-          </wp:inline>
-        </w:drawing>
-      </w:r>
-    </w:p>
-    <w:p>
-      <w:pPr>
-        <w:spacing w:after="140"/>
-        <w:jc w:val="center"/>
-      </w:pPr>
-      <w:r>
-        <w:rPr>
-          <w:color w:val="6F8681"/>
-          <w:sz w:val="19"/>
-          <w:szCs w:val="19"/>
-        </w:rPr>
-        <w:t xml:space="preserve">메뉴를 열면 처음 보이는 "자주 쓰는 설정". 행사 당일 만질 것은 이 한 화면에 다 있어요.</w:t>
-      </w:r>
-    </w:p>
-    <w:p>
-      <w:pPr>
-        <w:pStyle w:val="ListParagraph"/>
-        <w:numPr>
-          <w:ilvl w:val="0"/>
-          <w:numId w:val="3"/>
-        </w:numPr>
-        <w:spacing w:after="70" w:line="320"/>
-      </w:pPr>
-      <w:r>
-        <w:rPr>
-          <w:b/>
-          <w:bCs/>
-          <w:sz w:val="22"/>
-          <w:szCs w:val="22"/>
-        </w:rPr>
-        <w:t xml:space="preserve">행사 준비 점검</w:t>
-      </w:r>
-      <w:r>
-        <w:rPr>
-          <w:sz w:val="22"/>
-          <w:szCs w:val="22"/>
-        </w:rPr>
-        <w:t xml:space="preserve"> — 맨 위 띠에 카메라·기본 프린터 상태·인화지·세트·소리·완성 방식·잠금이 초록 체크로. 빨간 !가 있으면 그것만 고치면 됩니다.</w:t>
-      </w:r>
-    </w:p>
-    <w:p>
-      <w:pPr>
-        <w:pStyle w:val="ListParagraph"/>
-        <w:numPr>
-          <w:ilvl w:val="0"/>
-          <w:numId w:val="3"/>
-        </w:numPr>
-        <w:spacing w:after="70" w:line="320"/>
-      </w:pPr>
-      <w:r>
-        <w:rPr>
-          <w:b/>
-          <w:bCs/>
-          <w:sz w:val="22"/>
-          <w:szCs w:val="22"/>
-        </w:rPr>
-        <w:t xml:space="preserve">행사 세트</w:t>
-      </w:r>
-      <w:r>
-        <w:rPr>
-          <w:sz w:val="22"/>
-          <w:szCs w:val="22"/>
-        </w:rPr>
-        <w:t xml:space="preserve"> — 일상·학교폭력예방·입학·졸업·운동회·생일·추석·독서의 달·크리스마스·어린이날. 고르면 첫 화면 색·그림·문구까지 그 행사 분위기로 바뀝니다.</w:t>
-      </w:r>
-    </w:p>
-    <w:p>
-      <w:pPr>
-        <w:pStyle w:val="ListParagraph"/>
-        <w:numPr>
-          <w:ilvl w:val="0"/>
-          <w:numId w:val="3"/>
-        </w:numPr>
-        <w:spacing w:after="70" w:line="320"/>
-      </w:pPr>
-      <w:r>
-        <w:rPr>
-          <w:b/>
-          <w:bCs/>
-          <w:sz w:val="22"/>
-          <w:szCs w:val="22"/>
-        </w:rPr>
-        <w:t xml:space="preserve">완성 사진은 · 최대 인쇄 매수 · 소리 · 카운트다운</w:t>
-      </w:r>
-      <w:r>
-        <w:rPr>
-          <w:sz w:val="22"/>
-          <w:szCs w:val="22"/>
-        </w:rPr>
-        <w:t xml:space="preserve"> — 나머지 세부 설정은 왼쪽 메뉴에서.</w:t>
-      </w:r>
-    </w:p>
-    <w:p>
-      <w:pPr>
-        <w:pStyle w:val="ListParagraph"/>
-        <w:numPr>
-          <w:ilvl w:val="0"/>
-          <w:numId w:val="3"/>
-        </w:numPr>
-        <w:spacing w:after="70" w:line="320"/>
-      </w:pPr>
-      <w:r>
-        <w:rPr>
-          <w:b/>
-          <w:bCs/>
-          <w:sz w:val="22"/>
-          <w:szCs w:val="22"/>
-        </w:rPr>
-        <w:t xml:space="preserve">아래 [저장하고 첫 화면으로]</w:t>
-      </w:r>
-      <w:r>
-        <w:rPr>
-          <w:sz w:val="22"/>
-          <w:szCs w:val="22"/>
-        </w:rPr>
-        <w:t xml:space="preserve">를 눌러야 마무리. [취소]는 바꾼 것을 되돌립니다. 바꾼 항목 수가 아래에 표시돼요.</w:t>
-      </w:r>
-    </w:p>
-    <w:p>
-      <w:r>
-        <w:br w:type="page"/>
-      </w:r>
-    </w:p>
-    <w:p>
-      <w:pPr>
-        <w:pStyle w:val="Heading1"/>
-        <w:spacing w:after="80" w:before="0"/>
-      </w:pPr>
-      <w:r>
-        <w:t xml:space="preserve">6. 행사 세트와 약속 문장</w:t>
-      </w:r>
-    </w:p>
-    <w:p>
-      <w:pPr>
-        <w:spacing w:after="160" w:line="320"/>
-      </w:pPr>
-      <w:r>
-        <w:rPr>
-          <w:color w:val="6F8681"/>
-          <w:sz w:val="23"/>
-          <w:szCs w:val="23"/>
-        </w:rPr>
-        <w:t xml:space="preserve">액자를 켜고 끄고, 첫 화면 문구와 학생이 고르는 약속 문장을 바꿉니다.</w:t>
       </w:r>
     </w:p>
     <w:p>
@@ -1616,7 +1485,7 @@
           <w:sz w:val="19"/>
           <w:szCs w:val="19"/>
         </w:rPr>
-        <w:t xml:space="preserve">행사 세트 페이지 — 세트마다 액자 4~6종. 끄면 학생에게 안 보여요. 첫 화면 태그·부제·큰 제목도 여기서.</w:t>
+        <w:t xml:space="preserve">메뉴를 열면 처음 보이는 "자주 쓰는 설정". 행사 당일 만질 것은 이 한 화면에 다 있어요.</w:t>
       </w:r>
     </w:p>
     <w:p>
@@ -1635,14 +1504,14 @@
           <w:sz w:val="22"/>
           <w:szCs w:val="22"/>
         </w:rPr>
-        <w:t xml:space="preserve">약속 문장</w:t>
-      </w:r>
-      <w:r>
-        <w:rPr>
-          <w:sz w:val="22"/>
-          <w:szCs w:val="22"/>
-        </w:rPr>
-        <w:t xml:space="preserve"> 페이지 — 꾸미기의 "약속" 탭에서 학생이 고르는 문장(한 줄에 하나, 최대 12개)과 약속 칸 제목. 세트마다 따로 저장돼요.</w:t>
+        <w:t xml:space="preserve">행사 준비 점검</w:t>
+      </w:r>
+      <w:r>
+        <w:rPr>
+          <w:sz w:val="22"/>
+          <w:szCs w:val="22"/>
+        </w:rPr>
+        <w:t xml:space="preserve"> — 맨 위 띠에 카메라·기본 프린터 상태·인화지·세트·소리·완성 방식·잠금이 초록 체크로. 빨간 !가 있으면 그것만 고치면 됩니다.</w:t>
       </w:r>
     </w:p>
     <w:p>
@@ -1661,14 +1530,14 @@
           <w:sz w:val="22"/>
           <w:szCs w:val="22"/>
         </w:rPr>
-        <w:t xml:space="preserve">큰 제목</w:t>
-      </w:r>
-      <w:r>
-        <w:rPr>
-          <w:sz w:val="22"/>
-          <w:szCs w:val="22"/>
-        </w:rPr>
-        <w:t xml:space="preserve">은 / 로 줄을 나누고 { } 안이 색깔 강조. 예) 친구와 함께 / {약속을 남기는 사진}을 / 찍어요!</w:t>
+        <w:t xml:space="preserve">행사 세트</w:t>
+      </w:r>
+      <w:r>
+        <w:rPr>
+          <w:sz w:val="22"/>
+          <w:szCs w:val="22"/>
+        </w:rPr>
+        <w:t xml:space="preserve"> — 일상·학교폭력예방·입학·졸업·운동회·생일·추석·독서의 달·크리스마스·어린이날. 고르면 첫 화면 색·그림·문구까지 그 행사 분위기로 바뀝니다.</w:t>
       </w:r>
     </w:p>
     <w:p>
@@ -1687,14 +1556,40 @@
           <w:sz w:val="22"/>
           <w:szCs w:val="22"/>
         </w:rPr>
-        <w:t xml:space="preserve">학교 이름·캠페인 문구</w:t>
-      </w:r>
-      <w:r>
-        <w:rPr>
-          <w:sz w:val="22"/>
-          <w:szCs w:val="22"/>
-        </w:rPr>
-        <w:t xml:space="preserve">는 학교·기록·앱 페이지에 — 첫 화면과 사진 카드에 들어갑니다.</w:t>
+        <w:t xml:space="preserve">완성 사진은 · 최대 인쇄 매수 · 소리 · 카운트다운</w:t>
+      </w:r>
+      <w:r>
+        <w:rPr>
+          <w:sz w:val="22"/>
+          <w:szCs w:val="22"/>
+        </w:rPr>
+        <w:t xml:space="preserve"> — 나머지 세부 설정은 왼쪽 메뉴에서.</w:t>
+      </w:r>
+    </w:p>
+    <w:p>
+      <w:pPr>
+        <w:pStyle w:val="ListParagraph"/>
+        <w:numPr>
+          <w:ilvl w:val="0"/>
+          <w:numId w:val="3"/>
+        </w:numPr>
+        <w:spacing w:after="70" w:line="320"/>
+      </w:pPr>
+      <w:r>
+        <w:rPr>
+          <w:b/>
+          <w:bCs/>
+          <w:sz w:val="22"/>
+          <w:szCs w:val="22"/>
+        </w:rPr>
+        <w:t xml:space="preserve">아래 [저장하고 첫 화면으로]</w:t>
+      </w:r>
+      <w:r>
+        <w:rPr>
+          <w:sz w:val="22"/>
+          <w:szCs w:val="22"/>
+        </w:rPr>
+        <w:t xml:space="preserve">를 눌러야 마무리. [취소]는 바꾼 것을 되돌립니다. 바꾼 항목 수가 아래에 표시돼요.</w:t>
       </w:r>
     </w:p>
     <w:p>
@@ -1708,7 +1603,7 @@
         <w:spacing w:after="80" w:before="0"/>
       </w:pPr>
       <w:r>
-        <w:t xml:space="preserve">7. 촬영 · 소리 · 화면</w:t>
+        <w:t xml:space="preserve">6. 행사 세트와 약속 문장</w:t>
       </w:r>
     </w:p>
     <w:p>
@@ -1721,7 +1616,7 @@
           <w:sz w:val="23"/>
           <w:szCs w:val="23"/>
         </w:rPr>
-        <w:t xml:space="preserve">카메라와 찍는 흐름, 소리, 화면 모양은 세 페이지에 나뉘어 있습니다.</w:t>
+        <w:t xml:space="preserve">액자를 켜고 끄고, 첫 화면 문구와 학생이 고르는 약속 문장을 바꿉니다.</w:t>
       </w:r>
     </w:p>
     <w:p>
@@ -1781,7 +1676,7 @@
           <w:sz w:val="19"/>
           <w:szCs w:val="19"/>
         </w:rPr>
-        <w:t xml:space="preserve">촬영 페이지 — 컷 수 화면, 카운트다운, 추천 동작 카드, 카메라 선택, 미리보기 좌우, 사진 품질, 사진 밝기, 스티커 묶음.</w:t>
+        <w:t xml:space="preserve">행사 세트 페이지 — 세트마다 액자 4~6종. 끄면 학생에게 안 보여요. 첫 화면 태그·부제·큰 제목도 여기서.</w:t>
       </w:r>
     </w:p>
     <w:p>
@@ -1800,14 +1695,14 @@
           <w:sz w:val="22"/>
           <w:szCs w:val="22"/>
         </w:rPr>
-        <w:t xml:space="preserve">사진 품질</w:t>
-      </w:r>
-      <w:r>
-        <w:rPr>
-          <w:sz w:val="22"/>
-          <w:szCs w:val="22"/>
-        </w:rPr>
-        <w:t xml:space="preserve"> — 고화질(1920), 연속 3장 중 선명한 것(기본 꺼짐 · 아이들이 움직여 흐려지면 켜세요), 자동 밝기·색 보정, 인쇄용 선명하게. 느린 태블릿에서 버벅이면 고화질을 끄세요.</w:t>
+        <w:t xml:space="preserve">약속 문장</w:t>
+      </w:r>
+      <w:r>
+        <w:rPr>
+          <w:sz w:val="22"/>
+          <w:szCs w:val="22"/>
+        </w:rPr>
+        <w:t xml:space="preserve"> 페이지 — 꾸미기의 "약속" 탭에서 학생이 고르는 문장(한 줄에 하나, 최대 12개)과 약속 칸 제목. 세트마다 따로 저장돼요.</w:t>
       </w:r>
     </w:p>
     <w:p>
@@ -1826,14 +1721,14 @@
           <w:sz w:val="22"/>
           <w:szCs w:val="22"/>
         </w:rPr>
-        <w:t xml:space="preserve">소리</w:t>
-      </w:r>
-      <w:r>
-        <w:rPr>
-          <w:sz w:val="22"/>
-          <w:szCs w:val="22"/>
-        </w:rPr>
-        <w:t xml:space="preserve"> — 소리 크기, 셔터·카운트다운 소리, 음성 안내와 목소리. 목소리가 없으면 윈도우 설정 › 시간 및 언어 › 음성에서 한국어 음성을 추가하세요.</w:t>
+        <w:t xml:space="preserve">큰 제목</w:t>
+      </w:r>
+      <w:r>
+        <w:rPr>
+          <w:sz w:val="22"/>
+          <w:szCs w:val="22"/>
+        </w:rPr>
+        <w:t xml:space="preserve">은 / 로 줄을 나누고 { } 안이 색깔 강조. 예) 친구와 함께 / {약속을 남기는 사진}을 / 찍어요!</w:t>
       </w:r>
     </w:p>
     <w:p>
@@ -1852,40 +1747,14 @@
           <w:sz w:val="22"/>
           <w:szCs w:val="22"/>
         </w:rPr>
-        <w:t xml:space="preserve">화면</w:t>
-      </w:r>
-      <w:r>
-        <w:rPr>
-          <w:sz w:val="22"/>
-          <w:szCs w:val="22"/>
-        </w:rPr>
-        <w:t xml:space="preserve"> — 테마 5종, 첫 화면 계절 장식(세트에 어울리는 장식이 있으면 그것을 먼저), 화면 전환 움직임, 앱을 보여줄 모니터.</w:t>
-      </w:r>
-    </w:p>
-    <w:p>
-      <w:pPr>
-        <w:pStyle w:val="ListParagraph"/>
-        <w:numPr>
-          <w:ilvl w:val="0"/>
-          <w:numId w:val="3"/>
-        </w:numPr>
-        <w:spacing w:after="70" w:line="320"/>
-      </w:pPr>
-      <w:r>
-        <w:rPr>
-          <w:b/>
-          <w:bCs/>
-          <w:sz w:val="22"/>
-          <w:szCs w:val="22"/>
-        </w:rPr>
-        <w:t xml:space="preserve">대기 화면</w:t>
-      </w:r>
-      <w:r>
-        <w:rPr>
-          <w:sz w:val="22"/>
-          <w:szCs w:val="22"/>
-        </w:rPr>
-        <w:t xml:space="preserve"> — 첫 화면에서 한동안 아무도 안 만지면 액자 예시가 넘어가는 화면(행사 부스용). 기본은 안 함.</w:t>
+        <w:t xml:space="preserve">학교 이름·캠페인 문구</w:t>
+      </w:r>
+      <w:r>
+        <w:rPr>
+          <w:sz w:val="22"/>
+          <w:szCs w:val="22"/>
+        </w:rPr>
+        <w:t xml:space="preserve">는 학교·기록·앱 페이지에 — 첫 화면과 사진 카드에 들어갑니다.</w:t>
       </w:r>
     </w:p>
     <w:p>
@@ -1899,7 +1768,7 @@
         <w:spacing w:after="80" w:before="0"/>
       </w:pPr>
       <w:r>
-        <w:t xml:space="preserve">8. 인쇄</w:t>
+        <w:t xml:space="preserve">7. 촬영 · 소리 · 화면</w:t>
       </w:r>
     </w:p>
     <w:p>
@@ -1912,7 +1781,7 @@
           <w:sz w:val="23"/>
           <w:szCs w:val="23"/>
         </w:rPr>
-        <w:t xml:space="preserve">프린터가 여러 대인 학교, 종이가 떨어지는 사고, 잉크 번짐까지 여기서 해결합니다.</w:t>
+        <w:t xml:space="preserve">카메라와 찍는 흐름, 소리, 화면 모양은 세 페이지에 나뉘어 있습니다.</w:t>
       </w:r>
     </w:p>
     <w:p>
@@ -1972,6 +1841,257 @@
           <w:sz w:val="19"/>
           <w:szCs w:val="19"/>
         </w:rPr>
+        <w:t xml:space="preserve">촬영 페이지 — 컷 수 화면, 카운트다운, 추천 동작 카드, 카메라 선택, 미리보기 좌우, 사진 품질, 사진 밝기, 스티커 묶음.</w:t>
+      </w:r>
+    </w:p>
+    <w:p>
+      <w:pPr>
+        <w:pStyle w:val="ListParagraph"/>
+        <w:numPr>
+          <w:ilvl w:val="0"/>
+          <w:numId w:val="3"/>
+        </w:numPr>
+        <w:spacing w:after="70" w:line="320"/>
+      </w:pPr>
+      <w:r>
+        <w:rPr>
+          <w:b/>
+          <w:bCs/>
+          <w:sz w:val="22"/>
+          <w:szCs w:val="22"/>
+        </w:rPr>
+        <w:t xml:space="preserve">사진 품질</w:t>
+      </w:r>
+      <w:r>
+        <w:rPr>
+          <w:sz w:val="22"/>
+          <w:szCs w:val="22"/>
+        </w:rPr>
+        <w:t xml:space="preserve"> — 고화질(1920), 연속 3장 중 선명한 것(기본 꺼짐 · 아이들이 움직여 흐려지면 켜세요), 자동 밝기·색 보정, 인쇄용 선명하게. 느린 태블릿에서 버벅이면 고화질을 끄세요.</w:t>
+      </w:r>
+    </w:p>
+    <w:p>
+      <w:pPr>
+        <w:pStyle w:val="ListParagraph"/>
+        <w:numPr>
+          <w:ilvl w:val="0"/>
+          <w:numId w:val="3"/>
+        </w:numPr>
+        <w:spacing w:after="70" w:line="320"/>
+      </w:pPr>
+      <w:r>
+        <w:rPr>
+          <w:b/>
+          <w:bCs/>
+          <w:sz w:val="22"/>
+          <w:szCs w:val="22"/>
+        </w:rPr>
+        <w:t xml:space="preserve">소리</w:t>
+      </w:r>
+      <w:r>
+        <w:rPr>
+          <w:sz w:val="22"/>
+          <w:szCs w:val="22"/>
+        </w:rPr>
+        <w:t xml:space="preserve"> — 소리 크기, 셔터·카운트다운 소리, 음성 안내와 목소리. 목소리가 없으면 윈도우 설정 › 시간 및 언어 › 음성에서 한국어 음성을 추가하세요.</w:t>
+      </w:r>
+    </w:p>
+    <w:p>
+      <w:pPr>
+        <w:pStyle w:val="ListParagraph"/>
+        <w:numPr>
+          <w:ilvl w:val="0"/>
+          <w:numId w:val="3"/>
+        </w:numPr>
+        <w:spacing w:after="70" w:line="320"/>
+      </w:pPr>
+      <w:r>
+        <w:rPr>
+          <w:b/>
+          <w:bCs/>
+          <w:sz w:val="22"/>
+          <w:szCs w:val="22"/>
+        </w:rPr>
+        <w:t xml:space="preserve">화면</w:t>
+      </w:r>
+      <w:r>
+        <w:rPr>
+          <w:sz w:val="22"/>
+          <w:szCs w:val="22"/>
+        </w:rPr>
+        <w:t xml:space="preserve"> — 테마 5종, 본문 글꼴 9종(기본 메이플스토리체 · 제목·단추는 주아체 그대로 · 누르면 바로 바뀜), 첫 화면 계절 장식, 화면 전환 움직임, 앱을 보여줄 모니터.</w:t>
+      </w:r>
+    </w:p>
+    <w:p>
+      <w:pPr>
+        <w:pStyle w:val="ListParagraph"/>
+        <w:numPr>
+          <w:ilvl w:val="0"/>
+          <w:numId w:val="3"/>
+        </w:numPr>
+        <w:spacing w:after="70" w:line="320"/>
+      </w:pPr>
+      <w:r>
+        <w:rPr>
+          <w:b/>
+          <w:bCs/>
+          <w:sz w:val="22"/>
+          <w:szCs w:val="22"/>
+        </w:rPr>
+        <w:t xml:space="preserve">대기 화면</w:t>
+      </w:r>
+      <w:r>
+        <w:rPr>
+          <w:sz w:val="22"/>
+          <w:szCs w:val="22"/>
+        </w:rPr>
+        <w:t xml:space="preserve"> — 첫 화면에서 한동안 아무도 안 만지면 액자 예시가 넘어가는 화면(행사 부스용). 기본은 안 함.</w:t>
+      </w:r>
+    </w:p>
+    <w:p>
+      <w:pPr>
+        <w:spacing w:after="30" w:before="60"/>
+        <w:jc w:val="center"/>
+      </w:pPr>
+      <w:r>
+        <w:drawing>
+          <wp:inline distT="0" distB="0" distL="0" distR="0">
+            <wp:extent cx="3619500" cy="2266950"/>
+            <wp:effectExtent t="0" r="0" b="0" l="0"/>
+            <wp:docPr id="1" name="" descr="" title=""/>
+            <wp:cNvGraphicFramePr>
+              <a:graphicFrameLocks xmlns:a="http://schemas.openxmlformats.org/drawingml/2006/main" noChangeAspect="1"/>
+            </wp:cNvGraphicFramePr>
+            <a:graphic xmlns:a="http://schemas.openxmlformats.org/drawingml/2006/main">
+              <a:graphicData uri="http://schemas.openxmlformats.org/drawingml/2006/picture">
+                <pic:pic xmlns:pic="http://schemas.openxmlformats.org/drawingml/2006/picture">
+                  <pic:nvPicPr>
+                    <pic:cNvPr id="0" name="" descr=""/>
+                    <pic:cNvPicPr>
+                      <a:picLocks noChangeAspect="1" noChangeArrowheads="1"/>
+                    </pic:cNvPicPr>
+                  </pic:nvPicPr>
+                  <pic:blipFill>
+                    <a:blip r:embed="rId25" cstate="none"/>
+                    <a:srcRect/>
+                    <a:stretch>
+                      <a:fillRect/>
+                    </a:stretch>
+                  </pic:blipFill>
+                  <pic:spPr bwMode="auto">
+                    <a:xfrm>
+                      <a:off x="0" y="0"/>
+                      <a:ext cx="3619500" cy="2266950"/>
+                    </a:xfrm>
+                    <a:prstGeom prst="rect">
+                      <a:avLst/>
+                    </a:prstGeom>
+                  </pic:spPr>
+                </pic:pic>
+              </a:graphicData>
+            </a:graphic>
+          </wp:inline>
+        </w:drawing>
+      </w:r>
+    </w:p>
+    <w:p>
+      <w:pPr>
+        <w:spacing w:after="140"/>
+        <w:jc w:val="center"/>
+      </w:pPr>
+      <w:r>
+        <w:rPr>
+          <w:color w:val="6F8681"/>
+          <w:sz w:val="19"/>
+          <w:szCs w:val="19"/>
+        </w:rPr>
+        <w:t xml:space="preserve">화면 페이지 — 본문 글꼴은 이름이 각 글꼴로 보여서 누르면 바로 비교되고, 사진(인쇄물)에는 영향이 없어요.</w:t>
+      </w:r>
+    </w:p>
+    <w:p>
+      <w:r>
+        <w:br w:type="page"/>
+      </w:r>
+    </w:p>
+    <w:p>
+      <w:pPr>
+        <w:pStyle w:val="Heading1"/>
+        <w:spacing w:after="80" w:before="0"/>
+      </w:pPr>
+      <w:r>
+        <w:t xml:space="preserve">8. 인쇄</w:t>
+      </w:r>
+    </w:p>
+    <w:p>
+      <w:pPr>
+        <w:spacing w:after="160" w:line="320"/>
+      </w:pPr>
+      <w:r>
+        <w:rPr>
+          <w:color w:val="6F8681"/>
+          <w:sz w:val="23"/>
+          <w:szCs w:val="23"/>
+        </w:rPr>
+        <w:t xml:space="preserve">프린터가 여러 대인 학교, 종이가 떨어지는 사고, 잉크 번짐까지 여기서 해결합니다.</w:t>
+      </w:r>
+    </w:p>
+    <w:p>
+      <w:pPr>
+        <w:spacing w:after="30" w:before="60"/>
+        <w:jc w:val="center"/>
+      </w:pPr>
+      <w:r>
+        <w:drawing>
+          <wp:inline distT="0" distB="0" distL="0" distR="0">
+            <wp:extent cx="5905500" cy="3695700"/>
+            <wp:effectExtent t="0" r="0" b="0" l="0"/>
+            <wp:docPr id="1" name="" descr="" title=""/>
+            <wp:cNvGraphicFramePr>
+              <a:graphicFrameLocks xmlns:a="http://schemas.openxmlformats.org/drawingml/2006/main" noChangeAspect="1"/>
+            </wp:cNvGraphicFramePr>
+            <a:graphic xmlns:a="http://schemas.openxmlformats.org/drawingml/2006/main">
+              <a:graphicData uri="http://schemas.openxmlformats.org/drawingml/2006/picture">
+                <pic:pic xmlns:pic="http://schemas.openxmlformats.org/drawingml/2006/picture">
+                  <pic:nvPicPr>
+                    <pic:cNvPr id="0" name="" descr=""/>
+                    <pic:cNvPicPr>
+                      <a:picLocks noChangeAspect="1" noChangeArrowheads="1"/>
+                    </pic:cNvPicPr>
+                  </pic:nvPicPr>
+                  <pic:blipFill>
+                    <a:blip r:embed="rId26" cstate="none"/>
+                    <a:srcRect/>
+                    <a:stretch>
+                      <a:fillRect/>
+                    </a:stretch>
+                  </pic:blipFill>
+                  <pic:spPr bwMode="auto">
+                    <a:xfrm>
+                      <a:off x="0" y="0"/>
+                      <a:ext cx="5905500" cy="3695700"/>
+                    </a:xfrm>
+                    <a:prstGeom prst="rect">
+                      <a:avLst/>
+                    </a:prstGeom>
+                  </pic:spPr>
+                </pic:pic>
+              </a:graphicData>
+            </a:graphic>
+          </wp:inline>
+        </w:drawing>
+      </w:r>
+    </w:p>
+    <w:p>
+      <w:pPr>
+        <w:spacing w:after="140"/>
+        <w:jc w:val="center"/>
+      </w:pPr>
+      <w:r>
+        <w:rPr>
+          <w:color w:val="6F8681"/>
+          <w:sz w:val="19"/>
+          <w:szCs w:val="19"/>
+        </w:rPr>
         <w:t xml:space="preserve">완성·인쇄 페이지.</w:t>
       </w:r>
     </w:p>
@@ -2158,7 +2278,7 @@
                           </pic:cNvPicPr>
                         </pic:nvPicPr>
                         <pic:blipFill>
-                          <a:blip r:embed="rId25" cstate="none"/>
+                          <a:blip r:embed="rId27" cstate="none"/>
                           <a:srcRect/>
                           <a:stretch>
                             <a:fillRect/>
@@ -2205,7 +2325,7 @@
                 <w:sz w:val="19"/>
                 <w:szCs w:val="19"/>
               </w:rPr>
-              <w:t xml:space="preserve">선생님이 번호판에 4자리를 누르면 풀려요. 키보드 숫자도 됩니다.</w:t>
+              <w:t xml:space="preserve">선생님이 번호판에 4자리를 누르면 풀려요. 키보드 숫자도 됩니다. 오른쪽 위 [종료]로 잠긴 채 끌 수 있어요.</w:t>
             </w:r>
           </w:p>
         </w:tc>
@@ -2244,7 +2364,7 @@
                           </pic:cNvPicPr>
                         </pic:nvPicPr>
                         <pic:blipFill>
-                          <a:blip r:embed="rId26" cstate="none"/>
+                          <a:blip r:embed="rId28" cstate="none"/>
                           <a:srcRect/>
                           <a:stretch>
                             <a:fillRect/>
@@ -2400,7 +2520,7 @@
                     </pic:cNvPicPr>
                   </pic:nvPicPr>
                   <pic:blipFill>
-                    <a:blip r:embed="rId27" cstate="none"/>
+                    <a:blip r:embed="rId29" cstate="none"/>
                     <a:srcRect/>
                     <a:stretch>
                       <a:fillRect/>
@@ -2688,7 +2808,7 @@
                 <w:sz w:val="20"/>
                 <w:szCs w:val="20"/>
               </w:rPr>
-              <w:t xml:space="preserve">사진 가장자리가 잘려요 / 흰 테두리</w:t>
+              <w:t xml:space="preserve">기본 프린터인데 다른 프린터(알PDF 등)로 나가요</w:t>
             </w:r>
           </w:p>
         </w:tc>
@@ -2713,7 +2833,7 @@
                 <w:sz w:val="20"/>
                 <w:szCs w:val="20"/>
               </w:rPr>
-              <w:t xml:space="preserve">교사 메뉴 › 완성·인쇄 › 인쇄 크기를 −/+ 로 2%씩 조정 후 테스트 인쇄.</w:t>
+              <w:t xml:space="preserve">앱 안의 크롬이 마지막에 쓴 프린터를 기억해서 그래요. 실행기 1.9.8부터는 켤 때 기본 프린터로 맞춰 줍니다. 옛 실행기면 인쇄 방식을 "프린터 선택창 뜨기"로 바꿔 한 번 원하는 프린터로 인쇄한 뒤 되돌리세요.</w:t>
             </w:r>
           </w:p>
         </w:tc>
@@ -2740,7 +2860,7 @@
                 <w:sz w:val="20"/>
                 <w:szCs w:val="20"/>
               </w:rPr>
-              <w:t xml:space="preserve">카메라가 안 켜져요 / 화면이 한 색</w:t>
+              <w:t xml:space="preserve">사진 가장자리가 잘려요 / 흰 테두리</w:t>
             </w:r>
           </w:p>
         </w:tc>
@@ -2765,7 +2885,7 @@
                 <w:sz w:val="20"/>
                 <w:szCs w:val="20"/>
               </w:rPr>
-              <w:t xml:space="preserve">다른 앱(줌·카메라)이 카메라를 쓰고 있지 않은지 확인. 교사 메뉴 › 촬영에서 다른 카메라 선택.</w:t>
+              <w:t xml:space="preserve">교사 메뉴 › 완성·인쇄 › 인쇄 크기를 −/+ 로 2%씩 조정 후 테스트 인쇄.</w:t>
             </w:r>
           </w:p>
         </w:tc>
@@ -2792,7 +2912,7 @@
                 <w:sz w:val="20"/>
                 <w:szCs w:val="20"/>
               </w:rPr>
-              <w:t xml:space="preserve">사진이 어둡거나 흐려요</w:t>
+              <w:t xml:space="preserve">카메라가 안 켜져요 / 화면이 한 색</w:t>
             </w:r>
           </w:p>
         </w:tc>
@@ -2817,7 +2937,7 @@
                 <w:sz w:val="20"/>
                 <w:szCs w:val="20"/>
               </w:rPr>
-              <w:t xml:space="preserve">창을 등지지 말고 얼굴에 빛이 오게 자리를 잡아요. 교사 메뉴 › 촬영 › 사진 품질에서 자동 밝기·색 보정이 켜져 있는지, 흐리면 "연속 3장 중 선명한 것"을 켜요.</w:t>
+              <w:t xml:space="preserve">다른 앱(줌·카메라)이 카메라를 쓰고 있지 않은지 확인. 교사 메뉴 › 촬영에서 다른 카메라 선택.</w:t>
             </w:r>
           </w:p>
         </w:tc>
@@ -2844,7 +2964,7 @@
                 <w:sz w:val="20"/>
                 <w:szCs w:val="20"/>
               </w:rPr>
-              <w:t xml:space="preserve">음성이 안 나와요</w:t>
+              <w:t xml:space="preserve">사진이 어둡거나 흐려요</w:t>
             </w:r>
           </w:p>
         </w:tc>
@@ -2869,7 +2989,7 @@
                 <w:sz w:val="20"/>
                 <w:szCs w:val="20"/>
               </w:rPr>
-              <w:t xml:space="preserve">소리 크기가 꺼짐인지, 윈도우에 한국어 음성이 설치되어 있는지 확인.</w:t>
+              <w:t xml:space="preserve">창을 등지지 말고 얼굴에 빛이 오게 자리를 잡아요. 교사 메뉴 › 촬영 › 사진 품질에서 자동 밝기·색 보정이 켜져 있는지, 흐리면 "연속 3장 중 선명한 것"을 켜요.</w:t>
             </w:r>
           </w:p>
         </w:tc>
@@ -2896,7 +3016,7 @@
                 <w:sz w:val="20"/>
                 <w:szCs w:val="20"/>
               </w:rPr>
-              <w:t xml:space="preserve">설정이 다 사라졌어요</w:t>
+              <w:t xml:space="preserve">음성이 안 나와요</w:t>
             </w:r>
           </w:p>
         </w:tc>
@@ -2921,7 +3041,7 @@
                 <w:sz w:val="20"/>
                 <w:szCs w:val="20"/>
               </w:rPr>
-              <w:t xml:space="preserve">YaksokNecut 폴더를 지웠거나 옛 실행기입니다. 교사 메뉴 왼쪽 위에 "실행기 1.9.x"가 보이는지 확인하고, 설정 코드로 복구.</w:t>
+              <w:t xml:space="preserve">소리 크기가 꺼짐인지, 윈도우에 한국어 음성이 설치되어 있는지 확인.</w:t>
             </w:r>
           </w:p>
         </w:tc>
@@ -2948,7 +3068,7 @@
                 <w:sz w:val="20"/>
                 <w:szCs w:val="20"/>
               </w:rPr>
-              <w:t xml:space="preserve">비밀번호를 잊었어요</w:t>
+              <w:t xml:space="preserve">설정이 다 사라졌어요</w:t>
             </w:r>
           </w:p>
         </w:tc>
@@ -2973,6 +3093,58 @@
                 <w:sz w:val="20"/>
                 <w:szCs w:val="20"/>
               </w:rPr>
+              <w:t xml:space="preserve">YaksokNecut 폴더를 지웠거나 옛 실행기입니다. 교사 메뉴 왼쪽 위에 "실행기 1.9.x"가 보이는지 확인하고, 설정 코드로 복구.</w:t>
+            </w:r>
+          </w:p>
+        </w:tc>
+      </w:tr>
+      <w:tr>
+        <w:tc>
+          <w:tcPr>
+            <w:tcW w:type="dxa" w:w="3200"/>
+            <w:tcMar>
+              <w:top w:type="dxa" w:w="90"/>
+              <w:left w:type="dxa" w:w="120"/>
+              <w:bottom w:type="dxa" w:w="90"/>
+              <w:right w:type="dxa" w:w="120"/>
+            </w:tcMar>
+          </w:tcPr>
+          <w:p>
+            <w:pPr>
+              <w:spacing w:after="0" w:line="300"/>
+            </w:pPr>
+            <w:r>
+              <w:rPr>
+                <w:b w:val="false"/>
+                <w:bCs w:val="false"/>
+                <w:sz w:val="20"/>
+                <w:szCs w:val="20"/>
+              </w:rPr>
+              <w:t xml:space="preserve">비밀번호를 잊었어요</w:t>
+            </w:r>
+          </w:p>
+        </w:tc>
+        <w:tc>
+          <w:tcPr>
+            <w:tcW w:type="dxa" w:w="6200"/>
+            <w:tcMar>
+              <w:top w:type="dxa" w:w="90"/>
+              <w:left w:type="dxa" w:w="120"/>
+              <w:bottom w:type="dxa" w:w="90"/>
+              <w:right w:type="dxa" w:w="120"/>
+            </w:tcMar>
+          </w:tcPr>
+          <w:p>
+            <w:pPr>
+              <w:spacing w:after="0" w:line="300"/>
+            </w:pPr>
+            <w:r>
+              <w:rPr>
+                <w:b w:val="false"/>
+                <w:bCs w:val="false"/>
+                <w:sz w:val="20"/>
+                <w:szCs w:val="20"/>
+              </w:rPr>
               <w:t xml:space="preserve">YaksokNecut 폴더를 통째로 삭제 후 다시 실행(설정 초기화).</w:t>
             </w:r>
           </w:p>
@@ -3052,7 +3224,7 @@
           <w:sz w:val="17"/>
           <w:szCs w:val="17"/>
         </w:rPr>
-        <w:t xml:space="preserve">교사 메뉴에서 문구·세트·문장을 바꿔 쓰는 것은 자유입니다. 글꼴 Jua·Sunflower는 SIL 오픈 폰트 라이선스(OFL 1.1). creativecommons.org/licenses/by-nc-nd/4.0/deed.ko</w:t>
+        <w:t xml:space="preserve">교사 메뉴에서 문구·세트·문장을 바꿔 쓰는 것은 자유입니다. 글꼴: 주아·나눔스퀘어라운드·LINE Seed·학교안심(OFL), 메이플스토리·넥슨 Lv.2(넥슨), 쿠키런(데브시스터즈), 강원교육모두체, 티머니 둥근바람 — 무료 서체, 앱 안에만 내장. creativecommons.org/licenses/by-nc-nd/4.0/deed.ko</w:t>
       </w:r>
     </w:p>
     <w:p>
@@ -3192,7 +3364,7 @@
         <w:sz w:val="16"/>
         <w:szCs w:val="16"/>
       </w:rPr>
-      <w:t xml:space="preserve">약속네컷 교사용 안내서 · v1.9.8</w:t>
+      <w:t xml:space="preserve">약속네컷 교사용 안내서 · v1.10.2</w:t>
     </w:r>
   </w:p>
 </w:hdr>

--- a/docs/약속네컷_교사용_안내서.docx
+++ b/docs/약속네컷_교사용_안내서.docx
@@ -43,7 +43,7 @@
           <w:sz w:val="24"/>
           <w:szCs w:val="24"/>
         </w:rPr>
-        <w:t xml:space="preserve">버전 1.10.2 · 2026-09-05</w:t>
+        <w:t xml:space="preserve">버전 1.10.3 · 2026-09-05</w:t>
       </w:r>
     </w:p>
     <w:p>
@@ -2579,7 +2579,7 @@
           <w:sz w:val="22"/>
           <w:szCs w:val="22"/>
         </w:rPr>
-        <w:t xml:space="preserve"> — 켤 때 새 버전이 있으면 자동으로 바꿉니다(끌 수 있음). [업데이트 확인] → [지금 업데이트]로 바로. 실행기(exe)도 새 버전이 있으면 스스로 바뀝니다.</w:t>
+        <w:t xml:space="preserve"> — 켤 때 새 버전이 있으면 자동으로 바꿉니다(끌 수 있음). [업데이트 확인] → [지금 업데이트]로 바로. 실행기(exe)도 새 버전이 있으면 받아 두고, 첫 화면 오른쪽 위 [실행기 새 버전 · 다시 시작]을 누르면 적용돼요. 안 눌러도 다음에 켤 때 적용되고, 첫 화면에서 3분 쉬면 10초 카운트다운 뒤 알아서 다시 시작합니다(만지면 취소).</w:t>
       </w:r>
     </w:p>
     <w:p>
@@ -3364,7 +3364,7 @@
         <w:sz w:val="16"/>
         <w:szCs w:val="16"/>
       </w:rPr>
-      <w:t xml:space="preserve">약속네컷 교사용 안내서 · v1.10.2</w:t>
+      <w:t xml:space="preserve">약속네컷 교사용 안내서 · v1.10.3</w:t>
     </w:r>
   </w:p>
 </w:hdr>

--- a/docs/약속네컷_교사용_안내서.docx
+++ b/docs/약속네컷_교사용_안내서.docx
@@ -43,7 +43,7 @@
           <w:sz w:val="24"/>
           <w:szCs w:val="24"/>
         </w:rPr>
-        <w:t xml:space="preserve">버전 1.10.3 · 2026-09-05</w:t>
+        <w:t xml:space="preserve">버전 1.11.0 · 2026-09-05</w:t>
       </w:r>
     </w:p>
     <w:p>
@@ -2781,7 +2781,7 @@
                 <w:sz w:val="20"/>
                 <w:szCs w:val="20"/>
               </w:rPr>
-              <w:t xml:space="preserve">프린터가 켜져 있고 기본 프린터인지 확인. 여러 대면 인쇄 방식을 "프린터 선택창 뜨기"로.</w:t>
+              <w:t xml:space="preserve">프린터가 켜져 있고 기본 프린터인지 확인. 여러 대면 인쇄 방식을 "프린터 선택창 뜨기"로. 용지 없음·걸림이면 뽑은 뒤 화면에 "프린터를 확인해 주세요"가 뜹니다.</w:t>
             </w:r>
           </w:p>
         </w:tc>
@@ -3146,6 +3146,58 @@
                 <w:szCs w:val="20"/>
               </w:rPr>
               <w:t xml:space="preserve">YaksokNecut 폴더를 통째로 삭제 후 다시 실행(설정 초기화).</w:t>
+            </w:r>
+          </w:p>
+        </w:tc>
+      </w:tr>
+      <w:tr>
+        <w:tc>
+          <w:tcPr>
+            <w:tcW w:type="dxa" w:w="3200"/>
+            <w:tcMar>
+              <w:top w:type="dxa" w:w="90"/>
+              <w:left w:type="dxa" w:w="120"/>
+              <w:bottom w:type="dxa" w:w="90"/>
+              <w:right w:type="dxa" w:w="120"/>
+            </w:tcMar>
+          </w:tcPr>
+          <w:p>
+            <w:pPr>
+              <w:spacing w:after="0" w:line="300"/>
+            </w:pPr>
+            <w:r>
+              <w:rPr>
+                <w:b w:val="false"/>
+                <w:bCs w:val="false"/>
+                <w:sz w:val="20"/>
+                <w:szCs w:val="20"/>
+              </w:rPr>
+              <w:t xml:space="preserve">화면이 멈췄어요 / 오류 화면이 떴어요</w:t>
+            </w:r>
+          </w:p>
+        </w:tc>
+        <w:tc>
+          <w:tcPr>
+            <w:tcW w:type="dxa" w:w="6200"/>
+            <w:tcMar>
+              <w:top w:type="dxa" w:w="90"/>
+              <w:left w:type="dxa" w:w="120"/>
+              <w:bottom w:type="dxa" w:w="90"/>
+              <w:right w:type="dxa" w:w="120"/>
+            </w:tcMar>
+          </w:tcPr>
+          <w:p>
+            <w:pPr>
+              <w:spacing w:after="0" w:line="300"/>
+            </w:pPr>
+            <w:r>
+              <w:rPr>
+                <w:b w:val="false"/>
+                <w:bCs w:val="false"/>
+                <w:sz w:val="20"/>
+                <w:szCs w:val="20"/>
+              </w:rPr>
+              <w:t xml:space="preserve">오류 화면은 20초 뒤 스스로 다시 시작합니다(설정 그대로). 그래도 반복되면 앱을 끄고 다시 켠 뒤, 교사 메뉴 › 학교·기록·앱 › [업데이트 확인]으로 최신인지 확인하세요.</w:t>
             </w:r>
           </w:p>
         </w:tc>
@@ -3364,7 +3416,7 @@
         <w:sz w:val="16"/>
         <w:szCs w:val="16"/>
       </w:rPr>
-      <w:t xml:space="preserve">약속네컷 교사용 안내서 · v1.10.3</w:t>
+      <w:t xml:space="preserve">약속네컷 교사용 안내서 · v1.11.0</w:t>
     </w:r>
   </w:p>
 </w:hdr>

--- a/docs/약속네컷_교사용_안내서.docx
+++ b/docs/약속네컷_교사용_안내서.docx
@@ -43,7 +43,7 @@
           <w:sz w:val="24"/>
           <w:szCs w:val="24"/>
         </w:rPr>
-        <w:t xml:space="preserve">버전 1.11.0 · 2026-09-05</w:t>
+        <w:t xml:space="preserve">버전 1.11.1 · 2026-09-05</w:t>
       </w:r>
     </w:p>
     <w:p>
@@ -3416,7 +3416,7 @@
         <w:sz w:val="16"/>
         <w:szCs w:val="16"/>
       </w:rPr>
-      <w:t xml:space="preserve">약속네컷 교사용 안내서 · v1.11.0</w:t>
+      <w:t xml:space="preserve">약속네컷 교사용 안내서 · v1.11.1</w:t>
     </w:r>
   </w:p>
 </w:hdr>

--- a/docs/약속네컷_교사용_안내서.docx
+++ b/docs/약속네컷_교사용_안내서.docx
@@ -43,7 +43,7 @@
           <w:sz w:val="24"/>
           <w:szCs w:val="24"/>
         </w:rPr>
-        <w:t xml:space="preserve">버전 1.11.1 · 2026-09-05</w:t>
+        <w:t xml:space="preserve">버전 1.12.2 · 2026-09-06</w:t>
       </w:r>
     </w:p>
     <w:p>
@@ -395,7 +395,7 @@
           <w:sz w:val="23"/>
           <w:szCs w:val="23"/>
         </w:rPr>
-        <w:t xml:space="preserve">학생은 화면의 큰 버튼만 누르면 됩니다. 한 번 찍는 데 1~2분.</w:t>
+        <w:t xml:space="preserve">학생은 화면의 큰 버튼만 누르면 됩니다. 한 번 찍는 데 1~2분. 첫 화면 다음부터는 왼쪽 위 [처음으로]로 언제든 첫 화면에 갈 수 있어요(사진을 찍은 뒤라면 한 번 물어봐요). 왼쪽 아래 둥근 단추는 한 단계 뒤로.</w:t>
       </w:r>
     </w:p>
     <w:tbl>
@@ -1886,6 +1886,32 @@
           <w:sz w:val="22"/>
           <w:szCs w:val="22"/>
         </w:rPr>
+        <w:t xml:space="preserve">한 컷만 다시 찍기</w:t>
+      </w:r>
+      <w:r>
+        <w:rPr>
+          <w:sz w:val="22"/>
+          <w:szCs w:val="22"/>
+        </w:rPr>
+        <w:t xml:space="preserve"> — 추천 동작 카드 줄의 스위치(기본 꺼짐). 켜면 고르기 화면의 사진 카드마다 [다시 찍기]가 붙어 눈 감은 그 컷 하나만 다시 찍고 고르던 순서 그대로 돌아와요. 4장을 다 다시 찍지 않아 줄이 밀리지 않고, 한 팀 3번까지.</w:t>
+      </w:r>
+    </w:p>
+    <w:p>
+      <w:pPr>
+        <w:pStyle w:val="ListParagraph"/>
+        <w:numPr>
+          <w:ilvl w:val="0"/>
+          <w:numId w:val="3"/>
+        </w:numPr>
+        <w:spacing w:after="70" w:line="320"/>
+      </w:pPr>
+      <w:r>
+        <w:rPr>
+          <w:b/>
+          <w:bCs/>
+          <w:sz w:val="22"/>
+          <w:szCs w:val="22"/>
+        </w:rPr>
         <w:t xml:space="preserve">소리</w:t>
       </w:r>
       <w:r>
@@ -2163,6 +2189,32 @@
           <w:sz w:val="22"/>
           <w:szCs w:val="22"/>
         </w:rPr>
+        <w:t xml:space="preserve">날짜·학교 도장</w:t>
+      </w:r>
+      <w:r>
+        <w:rPr>
+          <w:sz w:val="22"/>
+          <w:szCs w:val="22"/>
+        </w:rPr>
+        <w:t xml:space="preserve"> — 완성 사진은 줄의 스위치(기본 꺼짐). 켜면 완성 사진 오른쪽 아래 여백에 "2026.09.06 · 홍북초등학교" 한 줄이 작게 들어가요(미리보기와 인쇄물 모두). 학교 이름은 학교·기록·앱에서.</w:t>
+      </w:r>
+    </w:p>
+    <w:p>
+      <w:pPr>
+        <w:pStyle w:val="ListParagraph"/>
+        <w:numPr>
+          <w:ilvl w:val="0"/>
+          <w:numId w:val="3"/>
+        </w:numPr>
+        <w:spacing w:after="70" w:line="320"/>
+      </w:pPr>
+      <w:r>
+        <w:rPr>
+          <w:b/>
+          <w:bCs/>
+          <w:sz w:val="22"/>
+          <w:szCs w:val="22"/>
+        </w:rPr>
         <w:t xml:space="preserve">인화지 잔량</w:t>
       </w:r>
       <w:r>
@@ -3416,7 +3468,7 @@
         <w:sz w:val="16"/>
         <w:szCs w:val="16"/>
       </w:rPr>
-      <w:t xml:space="preserve">약속네컷 교사용 안내서 · v1.11.1</w:t>
+      <w:t xml:space="preserve">약속네컷 교사용 안내서 · v1.12.2</w:t>
     </w:r>
   </w:p>
 </w:hdr>

--- a/docs/약속네컷_교사용_안내서.docx
+++ b/docs/약속네컷_교사용_안내서.docx
@@ -43,7 +43,7 @@
           <w:sz w:val="24"/>
           <w:szCs w:val="24"/>
         </w:rPr>
-        <w:t xml:space="preserve">버전 1.12.2 · 2026-09-06</w:t>
+        <w:t xml:space="preserve">버전 1.13.1 · 2026-09-06</w:t>
       </w:r>
     </w:p>
     <w:p>
@@ -195,7 +195,7 @@
           <w:sz w:val="22"/>
           <w:szCs w:val="22"/>
         </w:rPr>
-        <w:t xml:space="preserve"> — 윈도우 설정 › 프린터에서 포토프린터를 기본 프린터로, 용지는 4×6(엽서)·테두리 없음</w:t>
+        <w:t xml:space="preserve"> — 교사 메뉴 › 자주 쓰는 설정 위쪽 [시작 도우미]를 열면 ① 기본 프린터 확인 → ② 용지 4×6(엽서)·테두리 없음·인쇄 크기 → ③ 테스트 인쇄·카메라를 순서대로 안내해요</w:t>
       </w:r>
     </w:p>
     <w:p>
@@ -2163,6 +2163,32 @@
           <w:sz w:val="22"/>
           <w:szCs w:val="22"/>
         </w:rPr>
+        <w:t xml:space="preserve">인쇄 대기열 감시</w:t>
+      </w:r>
+      <w:r>
+        <w:rPr>
+          <w:sz w:val="22"/>
+          <w:szCs w:val="22"/>
+        </w:rPr>
+        <w:t xml:space="preserve"> — [뽑기] 뒤 오른쪽 위에 "인쇄 중 ○장"이 보이고 다 나오면 알려 줘요. 프린터는 준비됨인데 작업이 한참 그대로면(대기열 멈춤·일시 중지·오프라인) "인쇄가 멈춘 것 같아요"가 뜨고 [대기열 비우기]로 정리한 뒤 [한 장 더 뽑기]. 기본 켬 · 프린터 점검 줄의 스위치로 끌 수 있어요.</w:t>
+      </w:r>
+    </w:p>
+    <w:p>
+      <w:pPr>
+        <w:pStyle w:val="ListParagraph"/>
+        <w:numPr>
+          <w:ilvl w:val="0"/>
+          <w:numId w:val="3"/>
+        </w:numPr>
+        <w:spacing w:after="70" w:line="320"/>
+      </w:pPr>
+      <w:r>
+        <w:rPr>
+          <w:b/>
+          <w:bCs/>
+          <w:sz w:val="22"/>
+          <w:szCs w:val="22"/>
+        </w:rPr>
         <w:t xml:space="preserve">인쇄 크기</w:t>
       </w:r>
       <w:r>
@@ -2833,7 +2859,7 @@
                 <w:sz w:val="20"/>
                 <w:szCs w:val="20"/>
               </w:rPr>
-              <w:t xml:space="preserve">프린터가 켜져 있고 기본 프린터인지 확인. 여러 대면 인쇄 방식을 "프린터 선택창 뜨기"로. 용지 없음·걸림이면 뽑은 뒤 화면에 "프린터를 확인해 주세요"가 뜹니다.</w:t>
+              <w:t xml:space="preserve">프린터가 켜져 있고 기본 프린터인지 확인(시작 도우미 1단계). 여러 대면 인쇄 방식을 "프린터 선택창 뜨기"로. 용지 없음·걸림이면 뽑은 뒤 "프린터를 확인해 주세요", 대기열이 멈춰 있으면 "인쇄가 멈춘 것 같아요" → [대기열 비우기] 뒤 [한 장 더 뽑기].</w:t>
             </w:r>
           </w:p>
         </w:tc>
@@ -3249,7 +3275,59 @@
                 <w:sz w:val="20"/>
                 <w:szCs w:val="20"/>
               </w:rPr>
-              <w:t xml:space="preserve">오류 화면은 20초 뒤 스스로 다시 시작합니다(설정 그대로). 그래도 반복되면 앱을 끄고 다시 켠 뒤, 교사 메뉴 › 학교·기록·앱 › [업데이트 확인]으로 최신인지 확인하세요.</w:t>
+              <w:t xml:space="preserve">오류 화면은 20초 뒤 스스로 다시 시작합니다(설정 그대로). 크롬이 닫히면 실행기가 2~3초 뒤 다시 열어요. 그래도 반복되면 앱을 끄고 다시 켠 뒤, 교사 메뉴 › 학교·기록·앱 › [업데이트 확인]으로 최신인지 확인하세요.</w:t>
+            </w:r>
+          </w:p>
+        </w:tc>
+      </w:tr>
+      <w:tr>
+        <w:tc>
+          <w:tcPr>
+            <w:tcW w:type="dxa" w:w="3200"/>
+            <w:tcMar>
+              <w:top w:type="dxa" w:w="90"/>
+              <w:left w:type="dxa" w:w="120"/>
+              <w:bottom w:type="dxa" w:w="90"/>
+              <w:right w:type="dxa" w:w="120"/>
+            </w:tcMar>
+          </w:tcPr>
+          <w:p>
+            <w:pPr>
+              <w:spacing w:after="0" w:line="300"/>
+            </w:pPr>
+            <w:r>
+              <w:rPr>
+                <w:b w:val="false"/>
+                <w:bCs w:val="false"/>
+                <w:sz w:val="20"/>
+                <w:szCs w:val="20"/>
+              </w:rPr>
+              <w:t xml:space="preserve">원인을 모르겠어요</w:t>
+            </w:r>
+          </w:p>
+        </w:tc>
+        <w:tc>
+          <w:tcPr>
+            <w:tcW w:type="dxa" w:w="6200"/>
+            <w:tcMar>
+              <w:top w:type="dxa" w:w="90"/>
+              <w:left w:type="dxa" w:w="120"/>
+              <w:bottom w:type="dxa" w:w="90"/>
+              <w:right w:type="dxa" w:w="120"/>
+            </w:tcMar>
+          </w:tcPr>
+          <w:p>
+            <w:pPr>
+              <w:spacing w:after="0" w:line="300"/>
+            </w:pPr>
+            <w:r>
+              <w:rPr>
+                <w:b w:val="false"/>
+                <w:bCs w:val="false"/>
+                <w:sz w:val="20"/>
+                <w:szCs w:val="20"/>
+              </w:rPr>
+              <w:t xml:space="preserve">교사 메뉴 › 학교·기록·앱 › [문제 정보 복사]를 눌러 복사된 글을 raccoon@ai.cne.go.kr 로 보내 주세요. 버전·프린터·대기열·카메라·설정·최근 오류가 들어가고, 사진·이름은 들어가지 않아요.</w:t>
             </w:r>
           </w:p>
         </w:tc>
@@ -3468,7 +3546,7 @@
         <w:sz w:val="16"/>
         <w:szCs w:val="16"/>
       </w:rPr>
-      <w:t xml:space="preserve">약속네컷 교사용 안내서 · v1.12.2</w:t>
+      <w:t xml:space="preserve">약속네컷 교사용 안내서 · v1.13.1</w:t>
     </w:r>
   </w:p>
 </w:hdr>

--- a/docs/약속네컷_교사용_안내서.docx
+++ b/docs/약속네컷_교사용_안내서.docx
@@ -43,7 +43,7 @@
           <w:sz w:val="24"/>
           <w:szCs w:val="24"/>
         </w:rPr>
-        <w:t xml:space="preserve">버전 1.13.1 · 2026-09-06</w:t>
+        <w:t xml:space="preserve">버전 1.15.0 · 2026-09-06</w:t>
       </w:r>
     </w:p>
     <w:p>
@@ -195,7 +195,7 @@
           <w:sz w:val="22"/>
           <w:szCs w:val="22"/>
         </w:rPr>
-        <w:t xml:space="preserve"> — 교사 메뉴 › 자주 쓰는 설정 위쪽 [시작 도우미]를 열면 ① 기본 프린터 확인 → ② 용지 4×6(엽서)·테두리 없음·인쇄 크기 → ③ 테스트 인쇄·카메라를 순서대로 안내해요</w:t>
+        <w:t xml:space="preserve"> — 교사 메뉴 › 자주 쓰는 설정 위쪽 [시작 도우미]를 열면 ① 기본 프린터 확인 → ② 용지(프린터의 기본 용지를 읽어 4×6 ✓ / A4면 경고)·인쇄 크기 → ③ 테스트 인쇄·카메라를 순서대로 안내해요</w:t>
       </w:r>
     </w:p>
     <w:p>
@@ -1886,6 +1886,32 @@
           <w:sz w:val="22"/>
           <w:szCs w:val="22"/>
         </w:rPr>
+        <w:t xml:space="preserve">끊기면 알림</w:t>
+      </w:r>
+      <w:r>
+        <w:rPr>
+          <w:sz w:val="22"/>
+          <w:szCs w:val="22"/>
+        </w:rPr>
+        <w:t xml:space="preserve"> — 사용할 카메라 줄의 스위치(기본 켬). USB 카메라 선이 빠지면 촬영 중이라도 준비 화면으로 돌아가 "카메라 연결이 끊겼어요"를 띄우고, 다시 꽂으면 저절로 이어져요.</w:t>
+      </w:r>
+    </w:p>
+    <w:p>
+      <w:pPr>
+        <w:pStyle w:val="ListParagraph"/>
+        <w:numPr>
+          <w:ilvl w:val="0"/>
+          <w:numId w:val="3"/>
+        </w:numPr>
+        <w:spacing w:after="70" w:line="320"/>
+      </w:pPr>
+      <w:r>
+        <w:rPr>
+          <w:b/>
+          <w:bCs/>
+          <w:sz w:val="22"/>
+          <w:szCs w:val="22"/>
+        </w:rPr>
         <w:t xml:space="preserve">한 컷만 다시 찍기</w:t>
       </w:r>
       <w:r>
@@ -2170,7 +2196,33 @@
           <w:sz w:val="22"/>
           <w:szCs w:val="22"/>
         </w:rPr>
-        <w:t xml:space="preserve"> — [뽑기] 뒤 오른쪽 위에 "인쇄 중 ○장"이 보이고 다 나오면 알려 줘요. 프린터는 준비됨인데 작업이 한참 그대로면(대기열 멈춤·일시 중지·오프라인) "인쇄가 멈춘 것 같아요"가 뜨고 [대기열 비우기]로 정리한 뒤 [한 장 더 뽑기]. 기본 켬 · 프린터 점검 줄의 스위치로 끌 수 있어요.</w:t>
+        <w:t xml:space="preserve"> — [뽑기] 뒤 오른쪽 위에 "인쇄 중 ○장"이 보이고 다 나오면 알려 줘요. 완료 화면에는 "사진은 약 40초 뒤 프린터에서 나와요"(앞선 사진이 있으면 그만큼 더)가 나와요. 프린터는 준비됨인데 작업이 한참 그대로면(대기열 멈춤·일시 중지·오프라인) "인쇄가 멈춘 것 같아요"가 뜨고 [대기열 비우기]로 정리한 뒤 [한 장 더 뽑기]. 기본 켬 · 프린터 점검 줄의 스위치로 끌 수 있어요.</w:t>
+      </w:r>
+    </w:p>
+    <w:p>
+      <w:pPr>
+        <w:pStyle w:val="ListParagraph"/>
+        <w:numPr>
+          <w:ilvl w:val="0"/>
+          <w:numId w:val="3"/>
+        </w:numPr>
+        <w:spacing w:after="70" w:line="320"/>
+      </w:pPr>
+      <w:r>
+        <w:rPr>
+          <w:b/>
+          <w:bCs/>
+          <w:sz w:val="22"/>
+          <w:szCs w:val="22"/>
+        </w:rPr>
+        <w:t xml:space="preserve">용지 확인</w:t>
+      </w:r>
+      <w:r>
+        <w:rPr>
+          <w:sz w:val="22"/>
+          <w:szCs w:val="22"/>
+        </w:rPr>
+        <w:t xml:space="preserve"> — 프린터 점검 줄의 스위치(기본 꺼짐). 켜면 켤 때와 준비 점검에서 프린터 기본 용지가 4×6(엽서)이 아니면(A4 등) 알려 줘요. 시작 도우미 2단계에서는 스위치와 상관없이 항상 보여요.</w:t>
       </w:r>
     </w:p>
     <w:p>
@@ -2713,6 +2765,58 @@
       </w:r>
     </w:p>
     <w:p>
+      <w:pPr>
+        <w:pStyle w:val="ListParagraph"/>
+        <w:numPr>
+          <w:ilvl w:val="0"/>
+          <w:numId w:val="3"/>
+        </w:numPr>
+        <w:spacing w:after="70" w:line="320"/>
+      </w:pPr>
+      <w:r>
+        <w:rPr>
+          <w:b/>
+          <w:bCs/>
+          <w:sz w:val="22"/>
+          <w:szCs w:val="22"/>
+        </w:rPr>
+        <w:t xml:space="preserve">닫히면 다시 열기 · 윈도우 켤 때 자동 실행</w:t>
+      </w:r>
+      <w:r>
+        <w:rPr>
+          <w:sz w:val="22"/>
+          <w:szCs w:val="22"/>
+        </w:rPr>
+        <w:t xml:space="preserve"> — 업데이트 줄의 스위치. 크롬이 뜻하지 않게 닫히면 실행기가 다시 열어요(기본 켬 · 끝낼 때는 [종료]). 자동 실행을 켜면 시작 프로그램에 바로가기가 들어가 부스 PC를 켜기만 하면 약속네컷이 열려요(기본 꺼짐).</w:t>
+      </w:r>
+    </w:p>
+    <w:p>
+      <w:pPr>
+        <w:pStyle w:val="ListParagraph"/>
+        <w:numPr>
+          <w:ilvl w:val="0"/>
+          <w:numId w:val="3"/>
+        </w:numPr>
+        <w:spacing w:after="70" w:line="320"/>
+      </w:pPr>
+      <w:r>
+        <w:rPr>
+          <w:b/>
+          <w:bCs/>
+          <w:sz w:val="22"/>
+          <w:szCs w:val="22"/>
+        </w:rPr>
+        <w:t xml:space="preserve">시작 도우미 · 문제 정보 복사</w:t>
+      </w:r>
+      <w:r>
+        <w:rPr>
+          <w:sz w:val="22"/>
+          <w:szCs w:val="22"/>
+        </w:rPr>
+        <w:t xml:space="preserve"> — 맨 아래 초기화·도움 줄. 문제 정보 복사는 버전·프린터·대기열·용지·카메라·설정·최근 오류를 한 번에 복사해 만든 사람에게 보내는 용도(사진·이름은 들어가지 않음).</w:t>
+      </w:r>
+    </w:p>
+    <w:p>
       <w:r>
         <w:br w:type="page"/>
       </w:r>
@@ -3302,6 +3406,58 @@
                 <w:sz w:val="20"/>
                 <w:szCs w:val="20"/>
               </w:rPr>
+              <w:t xml:space="preserve">사진이 아주 작게 나와요 / 종이 한쪽에만</w:t>
+            </w:r>
+          </w:p>
+        </w:tc>
+        <w:tc>
+          <w:tcPr>
+            <w:tcW w:type="dxa" w:w="6200"/>
+            <w:tcMar>
+              <w:top w:type="dxa" w:w="90"/>
+              <w:left w:type="dxa" w:w="120"/>
+              <w:bottom w:type="dxa" w:w="90"/>
+              <w:right w:type="dxa" w:w="120"/>
+            </w:tcMar>
+          </w:tcPr>
+          <w:p>
+            <w:pPr>
+              <w:spacing w:after="0" w:line="300"/>
+            </w:pPr>
+            <w:r>
+              <w:rPr>
+                <w:b w:val="false"/>
+                <w:bCs w:val="false"/>
+                <w:sz w:val="20"/>
+                <w:szCs w:val="20"/>
+              </w:rPr>
+              <w:t xml:space="preserve">프린터 기본 용지가 A4로 남아 있는 경우. 시작 도우미 2단계에서 현재 용지를 확인하고 4×6(엽서)·테두리 없음으로 바꾸세요.</w:t>
+            </w:r>
+          </w:p>
+        </w:tc>
+      </w:tr>
+      <w:tr>
+        <w:tc>
+          <w:tcPr>
+            <w:tcW w:type="dxa" w:w="3200"/>
+            <w:tcMar>
+              <w:top w:type="dxa" w:w="90"/>
+              <w:left w:type="dxa" w:w="120"/>
+              <w:bottom w:type="dxa" w:w="90"/>
+              <w:right w:type="dxa" w:w="120"/>
+            </w:tcMar>
+          </w:tcPr>
+          <w:p>
+            <w:pPr>
+              <w:spacing w:after="0" w:line="300"/>
+            </w:pPr>
+            <w:r>
+              <w:rPr>
+                <w:b w:val="false"/>
+                <w:bCs w:val="false"/>
+                <w:sz w:val="20"/>
+                <w:szCs w:val="20"/>
+              </w:rPr>
               <w:t xml:space="preserve">원인을 모르겠어요</w:t>
             </w:r>
           </w:p>
@@ -3546,7 +3702,7 @@
         <w:sz w:val="16"/>
         <w:szCs w:val="16"/>
       </w:rPr>
-      <w:t xml:space="preserve">약속네컷 교사용 안내서 · v1.13.1</w:t>
+      <w:t xml:space="preserve">약속네컷 교사용 안내서 · v1.15.0</w:t>
     </w:r>
   </w:p>
 </w:hdr>
